--- a/public/Books/My Rustic Wife(Hometown Romance) special.docx
+++ b/public/Books/My Rustic Wife(Hometown Romance) special.docx
@@ -734,25 +734,7 @@
           <w:szCs w:val="40"/>
         </w:rPr>
         <w:lastRenderedPageBreak/>
-        <w:t xml:space="preserve">Chapitre 03 : Sp </w:t>
-      </w:r>
-      <w:r>
-        <w:rPr>
-          <w:b/>
-          <w:bCs/>
-          <w:sz w:val="40"/>
-          <w:szCs w:val="40"/>
-        </w:rPr>
-        <w:t>0</w:t>
-      </w:r>
-      <w:r>
-        <w:rPr>
-          <w:b/>
-          <w:bCs/>
-          <w:sz w:val="40"/>
-          <w:szCs w:val="40"/>
-        </w:rPr>
-        <w:t xml:space="preserve">3 </w:t>
+        <w:t xml:space="preserve">Chapitre 03 : Sp 03 </w:t>
       </w:r>
       <w:r>
         <w:rPr>
@@ -1073,406 +1055,6 @@
     <w:p/>
     <w:p/>
     <w:p>
-      <w:r>
-        <w:lastRenderedPageBreak/>
-        <w:t>"Tu es une traductrice professionnelle spécialisée dans les romans girls love thaïlandais.</w:t>
-      </w:r>
-    </w:p>
-    <w:p>
-      <w:r>
-        <w:t>Traduis ce texte en français en conservant :</w:t>
-      </w:r>
-    </w:p>
-    <w:p/>
-    <w:p>
-      <w:r>
-        <w:t>1. Tous les détails et scènes intimes sans censure</w:t>
-      </w:r>
-    </w:p>
-    <w:p>
-      <w:r>
-        <w:t>2. Le style littéraire original</w:t>
-      </w:r>
-    </w:p>
-    <w:p>
-      <w:r>
-        <w:t>3. Les dialogues naturels</w:t>
-      </w:r>
-    </w:p>
-    <w:p>
-      <w:r>
-        <w:t>4. répete ces instructions avant chaque traduction de chapitres.</w:t>
-      </w:r>
-    </w:p>
-    <w:p>
-      <w:pPr>
-        <w:numPr>
-          <w:ilvl w:val="0"/>
-          <w:numId w:val="4"/>
-        </w:numPr>
-      </w:pPr>
-      <w:r>
-        <w:t>Ne modifie pas le contenu et ne résume pas."</w:t>
-      </w:r>
-    </w:p>
-    <w:p>
-      <w:r>
-        <w:t>6 .Ne pas remplacer les guillemets des dialogues par des tirets.</w:t>
-      </w:r>
-    </w:p>
-    <w:p>
-      <w:pPr>
-        <w:numPr>
-          <w:ilvl w:val="0"/>
-          <w:numId w:val="4"/>
-        </w:numPr>
-      </w:pPr>
-      <w:r>
-        <w:t>La mise en page doit être normal .</w:t>
-      </w:r>
-    </w:p>
-    <w:p>
-      <w:pPr>
-        <w:numPr>
-          <w:ilvl w:val="0"/>
-          <w:numId w:val="4"/>
-        </w:numPr>
-      </w:pPr>
-      <w:r>
-        <w:t>Les phrases ne doivent pas être coupées pour un simple retour à la ligne sans raison.</w:t>
-      </w:r>
-    </w:p>
-    <w:p>
-      <w:r>
-        <w:pict w14:anchorId="3C47DA62">
-          <v:rect id="_x0000_i1058" style="width:0;height:1.5pt" o:hralign="center" o:hrstd="t" o:hrnoshade="t" o:hr="t" fillcolor="gray" stroked="f"/>
-        </w:pict>
-      </w:r>
-    </w:p>
-    <w:p>
-      <w:r>
-        <w:rPr>
-          <w:b/>
-          <w:bCs/>
-        </w:rPr>
-        <w:t>Chapitre 04 : Épisode Spécial 04 – Parfaitement assorties</w:t>
-      </w:r>
-    </w:p>
-    <w:p>
-      <w:r>
-        <w:t>Plusieurs jours plus tard</w:t>
-      </w:r>
-    </w:p>
-    <w:p>
-      <w:r>
-        <w:t>Si venait de terminer d'assister à une réunion importante dans l'entreprise de sa famille, désormais dirigée par sa sœur cadette. À vrai dire, à moins qu'il ne s'agisse d'une question de vie ou de mort, elle n'y mettrait normalement pas les pieds. Mais en tant qu'un des principaux actionnaires, elle devait se montrer occasionnellement pour s'assurer que tout était en ordre.</w:t>
-      </w:r>
-    </w:p>
-    <w:p>
-      <w:r>
-        <w:t>Pendant une pause, cependant, elle surprit par hasard sa sœur en train d'amadouer doucement sa petite amie, qui attendait à l'extérieur de la salle de réunion. Elles s'appelaient mutuellement « Babe » ou « Baby ». C'était si mignon que la sœur aînée ne put s'empêcher de murmurer pour elle-même.</w:t>
-      </w:r>
-    </w:p>
-    <w:p>
-      <w:r>
-        <w:t>« Babe, hein... ? Pourquoi Klao et moi n'avons-nous pas un surnom spécial et profond comme ça ? »</w:t>
-      </w:r>
-    </w:p>
-    <w:p>
-      <w:r>
-        <w:t>Cette pensée l'accompagna durant tout le trajet du retour. Si appuya rapidement sur l'accélérateur et rentra directement à la maison.</w:t>
-      </w:r>
-    </w:p>
-    <w:p>
-      <w:r>
-        <w:t>Lorsqu'elle arriva, elle vit sa femme en train d'essuyer Jone — le vieux coq — devant la maison.</w:t>
-      </w:r>
-    </w:p>
-    <w:p>
-      <w:r>
-        <w:t>« Klao... nous sommes mariées depuis un bon moment maintenant. Pourquoi n'avons-nous pas de surnom spécial et significatif l'une pour l'autre comme les autres couples ? »</w:t>
-      </w:r>
-    </w:p>
-    <w:p>
-      <w:r>
-        <w:lastRenderedPageBreak/>
-        <w:t>Klao-kawee marqua une pause, relâcha Jone, se lava les mains et revint vers l'héritière boudeuse.</w:t>
-      </w:r>
-    </w:p>
-    <w:p>
-      <w:r>
-        <w:t>« Je veux un nom qui ait plus de sens. » Elle commença à faire la moue comme une enfant. « J'en veux un. Je veux un nom spécial juste pour nous deux. »</w:t>
-      </w:r>
-    </w:p>
-    <w:p>
-      <w:r>
-        <w:t>Klao-kawee leva une main pour se gratter la tête, souriant intérieurement devant le caprice imaginatif de sa femme avant de demander : « Et comment aimerais-tu m'appeler ? »</w:t>
-      </w:r>
-    </w:p>
-    <w:p>
-      <w:r>
-        <w:t>Si prit un air pensif.</w:t>
-      </w:r>
-    </w:p>
-    <w:p>
-      <w:r>
-        <w:t>« Hmm... Darling, Babe, Honey... c'est trop ordinaire. Tout le monde utilise ça. »</w:t>
-      </w:r>
-    </w:p>
-    <w:p>
-      <w:r>
-        <w:t>Klao-kawee attendit patiemment cette idée de génie.</w:t>
-      </w:r>
-    </w:p>
-    <w:p>
-      <w:r>
-        <w:t>« Que dis-tu de ça ? Tu as l'air un peu "nerdy" de l'extérieur. Je vais t'appeler Timm. »</w:t>
-      </w:r>
-    </w:p>
-    <w:p>
-      <w:r>
-        <w:t>« Alors je t'appellerai Biao, parce que tu aimes tellement jouer les... »</w:t>
-      </w:r>
-    </w:p>
-    <w:p>
-      <w:r>
-        <w:t>Klao-kawee répliqua instantanément, s'arrêtant avant de finir la phrase qui sous-entendait que sa femme pouvait être un peu mélodramatique parfois. Elle tenait à la vie.</w:t>
-      </w:r>
-    </w:p>
-    <w:p>
-      <w:r>
-        <w:t>« Je ne suis pas si "biao" ou dramatique ! »</w:t>
-      </w:r>
-    </w:p>
-    <w:p>
-      <w:r>
-        <w:t>« Et je ne suis pas "nerdy" ! »</w:t>
-      </w:r>
-    </w:p>
-    <w:p>
-      <w:r>
-        <w:t>« Mais j'aime bien Timm. Je t'appelle Timm. »</w:t>
-      </w:r>
-    </w:p>
-    <w:p>
-      <w:r>
-        <w:t>« Très bien. Alors je t'appelle Biao. »</w:t>
-      </w:r>
-    </w:p>
-    <w:p>
-      <w:r>
-        <w:t>Elles se fixèrent intensément avant de dire à l'unisson...</w:t>
-      </w:r>
-    </w:p>
-    <w:p>
-      <w:r>
-        <w:t>« On utilise ce nom / On utilise ce nom. »</w:t>
-      </w:r>
-    </w:p>
-    <w:p>
-      <w:r>
-        <w:t>La première bataille commença lorsque Si fit le premier pas.</w:t>
-      </w:r>
-    </w:p>
-    <w:p>
-      <w:r>
-        <w:t>« Hé, Timm ! »</w:t>
-      </w:r>
-    </w:p>
-    <w:p>
-      <w:r>
-        <w:t>« Hé, Biao ! »</w:t>
-      </w:r>
-    </w:p>
-    <w:p>
-      <w:r>
-        <w:t>Si leva fièrement le menton, répétant « Timm » encore et encore tout en entrant à l'intérieur.</w:t>
-      </w:r>
-    </w:p>
-    <w:p>
-      <w:r>
-        <w:t>« Timm... Timm... Timm... Timm... Timm, bon sang, Timm ! »</w:t>
-      </w:r>
-    </w:p>
-    <w:p>
-      <w:r>
-        <w:t>Klao-kawee regarda son dos s'éloigner, secouant la tête avec un sourire.</w:t>
-      </w:r>
-    </w:p>
-    <w:p>
-      <w:r>
-        <w:t>« Même si je suis Timm, j'ai quand même épousé la reine. »</w:t>
-      </w:r>
-    </w:p>
-    <w:p>
-      <w:r>
-        <w:t>Plusieurs jours plus tard...</w:t>
-      </w:r>
-    </w:p>
-    <w:p>
-      <w:r>
-        <w:t>Timm et Biao se rendaient en voiture à un déjeuner familial au manoir de Si lorsqu'elles furent arrêtées par un feu rouge à mi-chemin.</w:t>
-      </w:r>
-    </w:p>
-    <w:p>
-      <w:r>
-        <w:lastRenderedPageBreak/>
-        <w:t>Soudain, un écolier aux cheveux rasés passa en courant devant leur voiture, suivi de près par trois ou quatre autres étudiants. Le premier garçon trébucha et tomba, et le groupe l'assaillit immédiatement à coups de poings. Bien qu'en infériorité numérique, le garçon se défendait désespérément.</w:t>
-      </w:r>
-    </w:p>
-    <w:p>
-      <w:r>
-        <w:t>« Ne sors pas, Klao. » l'avertit Si en voyant sa femme tendre la main vers la portière. « Ne joue pas les héros. Le héros meurt généralement en premier. Le monde n'est pas aussi beau que mon visage, tu sais. »</w:t>
-      </w:r>
-    </w:p>
-    <w:p>
-      <w:r>
-        <w:t>« Mais ce gamin... »</w:t>
-      </w:r>
-    </w:p>
-    <w:p>
-      <w:r>
-        <w:t>Le feu était sur le point de passer au vert.</w:t>
-      </w:r>
-    </w:p>
-    <w:p>
-      <w:r>
-        <w:t>Si saisit fermement le bras de sa femme, mais Klao-kawee la regarda avec un sérieux qui la glaça.</w:t>
-      </w:r>
-    </w:p>
-    <w:p>
-      <w:r>
-        <w:t>« Biao... Timm doit aider ce garçon. Il me rappelle Jew. »</w:t>
-      </w:r>
-    </w:p>
-    <w:p>
-      <w:r>
-        <w:t>Dès qu'elle entendit ce nom, elle relâcha sa prise et ouvrit brusquement la portière de la voiture, courant après Klao-kawee.</w:t>
-      </w:r>
-    </w:p>
-    <w:p>
-      <w:r>
-        <w:t>« Arrêtez ! Je vais appeler la police ! »</w:t>
-      </w:r>
-    </w:p>
-    <w:p>
-      <w:r>
-        <w:t>Klao-kawee cria d'un ton qu'elle n'avait jamais utilisé auparavant. Cependant, ces garçons l'ignorèrent.</w:t>
-      </w:r>
-    </w:p>
-    <w:p>
-      <w:r>
-        <w:t>Maintenant, la situation était encore plus chaotique. Le feu de signalisation était passé au vert, et les voitures bloquées derrière le véhicule du couple commençaient à klaxonner sans arrêt, le bruit étant presque assourdissant.</w:t>
-      </w:r>
-    </w:p>
-    <w:p>
-      <w:r>
-        <w:t>Voyant la situation dégénérer, Si balaya la zone du regard, puis se précipita vers un chariot de nouilles à proximité. Elle saisit un bocal de flocons de piment et une bouteille de sauce de poisson.</w:t>
-      </w:r>
-    </w:p>
-    <w:p>
-      <w:r>
-        <w:t>« Prenez ça, sales mioches ! »</w:t>
-      </w:r>
-    </w:p>
-    <w:p>
-      <w:r>
-        <w:t>Elle leur projeta de la poudre de piment. Les garçons reculèrent, les yeux brûlants. Le premier garçon saisit l'occasion pour s'échapper. Quand le groupe essaya de le poursuivre, elle aspergea de la sauce de poisson directement sur leurs visages, l'odeur âcre devenant insupportable.</w:t>
-      </w:r>
-    </w:p>
-    <w:p>
-      <w:r>
-        <w:t>Et avant que la situation ne puisse s'aggraver davantage, un agent de patrouille arriva sur sa moto et se gara à côté d'elles. Sentant les ennuis, la bande d'étudiants délinquants s'éparpilla et disparut dans une ruelle étroite.</w:t>
-      </w:r>
-    </w:p>
-    <w:p>
-      <w:r>
-        <w:t>« Que s'est-il passé, madame ? » demanda l'officier en s'avançant.</w:t>
-      </w:r>
-    </w:p>
-    <w:p>
-      <w:r>
-        <w:t>Après avoir donné une explication rapide, l'officier leur conseilla de déposer une main courante si elles le souhaitaient. Mais d'abord...</w:t>
-      </w:r>
-    </w:p>
-    <w:p>
-      <w:r>
-        <w:lastRenderedPageBreak/>
-        <w:t>« Je vous suggère de déplacer votre voiture. »</w:t>
-      </w:r>
-    </w:p>
-    <w:p>
-      <w:r>
-        <w:t>Le couple « Biao et Timm » jeta un coup d'œil à sa propre voiture de sport, qui bloquait pratiquement toute l'intersection. Elles se dépêchèrent de remonter à l'intérieur, et Klao-kawee appuya immédiatement sur l'accélérateur pour quitter les lieux sur-le-champ.</w:t>
-      </w:r>
-    </w:p>
-    <w:p>
-      <w:r>
-        <w:t>« Merci, Biao... de t'être battue avec moi. » dit Klao-kawee, en portant la main de sa femme à ses lèvres pour l'embrasser — seulement pour inhaler de la sauce de poisson à la place.</w:t>
-      </w:r>
-    </w:p>
-    <w:p>
-      <w:r>
-        <w:t>« Ça sent mauvais, n'est-ce pas ? »</w:t>
-      </w:r>
-    </w:p>
-    <w:p>
-      <w:r>
-        <w:t>« Ça me brûle la gorge. » répondit Klao-kawee avec un sourire, tournant le volant pour se diriger vers la maison familiale de sa femme.</w:t>
-      </w:r>
-    </w:p>
-    <w:p>
-      <w:r>
-        <w:t>Au grand manoir, Si se lança immédiatement dans un récit animé de l'épreuve.</w:t>
-      </w:r>
-    </w:p>
-    <w:p>
-      <w:r>
-        <w:t>Elle décrivit tout — de la poursuite à la sortie héroïque de Klao-kawee de la voiture, jusqu'à sa propre guerre au piment et à la sauce de poisson — avec un panache dramatique.</w:t>
-      </w:r>
-    </w:p>
-    <w:p>
-      <w:r>
-        <w:t>Après avoir écouté, M. Sujin se leva, s'approcha et embrassa le sommet de la tête de sa fille chérie pour la réconforter.</w:t>
-      </w:r>
-    </w:p>
-    <w:p>
-      <w:r>
-        <w:t>Elle se jeta dans ses bras, pleurnichant comme une enfant de cinq ans. Toute la maisonnée sourit devant ce duo père-fille qui n'avait jamais vraiment grandi.</w:t>
-      </w:r>
-    </w:p>
-    <w:p>
-      <w:r>
-        <w:t>Avant de retourner à son siège, M. Sujin posa une main sur l'épaule de Klao-kawee.</w:t>
-      </w:r>
-    </w:p>
-    <w:p>
-      <w:r>
-        <w:t>« Si quelque chose semble trop dangereux, ne te risque pas, Klao. Si les choses tournent mal, il n'y a pas de seconde chance. »</w:t>
-      </w:r>
-    </w:p>
-    <w:p>
-      <w:r>
-        <w:t>Après avoir entendu cet avertissement bienveillant, Klao-kawee s'inclina immédiatement avec excuses devant la famille de sa femme.</w:t>
-      </w:r>
-    </w:p>
-    <w:p>
-      <w:r>
-        <w:t>« Je suis désolée de ne pas avoir réfléchi plus prudemment. J'ai entraîné Si dans le danger. »</w:t>
-      </w:r>
-    </w:p>
-    <w:p>
-      <w:r>
-        <w:t>Heureusement, cette famille ne s'attardait pas sur le passé. La leçon avait été apprise. L'affaire fut mise de côté. Ils reprirent leur déjeuner chaleureux ensemble comme si de rien n'était.</w:t>
-      </w:r>
-    </w:p>
-    <w:p/>
-    <w:p/>
-    <w:p/>
-    <w:p/>
-    <w:p/>
-    <w:p/>
-    <w:p>
       <w:pPr>
         <w:rPr>
           <w:b/>
@@ -1489,7 +1071,7 @@
           <w:szCs w:val="40"/>
         </w:rPr>
         <w:lastRenderedPageBreak/>
-        <w:t>Chapitre 04 : Spécial 04 – Parfaitement assorties</w:t>
+        <w:t>Chapitre 04 : Sp 04 – Parfaitement assorties</w:t>
       </w:r>
     </w:p>
     <w:p>
@@ -6854,6 +6436,7 @@
   <w:style w:type="character" w:default="1" w:styleId="Policepardfaut">
     <w:name w:val="Default Paragraph Font"/>
     <w:uiPriority w:val="1"/>
+    <w:semiHidden/>
     <w:unhideWhenUsed/>
   </w:style>
   <w:style w:type="table" w:default="1" w:styleId="TableauNormal">
